--- a/gdocs_build/2Timothy.docx
+++ b/gdocs_build/2Timothy.docx
@@ -636,7 +636,7 @@
               <w:rPr>
                 <w:sz w:val="18"/>
               </w:rPr>
-              <w:t>아시아에 있는 사람들은 다 나를 떠났다는 얘기 들었겠지. 부겔로랑 허모게네까지도 말이야. 완전 실망이지. 근데 오네시보로와 그 가족에게는 하나님이 복 주시길 바란다! 그 집에서 내가 몇 번이나 새 힘을 얻었는지 몰라. 그리고 내가 감옥에 있는 걸 그는 하나도 부끄러워하지 않았어. 로마에 도착하자마자 제일 먼저 한 일이 나를 찾아오는 거였거든. 그가 나에게 해준 만큼, 마지막 날에 하나님도 그를 잘 대해주시길 빈다. 그리고 에베소에서 그가 해준 도움들 — 그건 나보다 네가 더 잘 알지.</w:t>
+              <w:t>아시아 지방에 있는 사람들은 다 나를 떠났다는 얘기 들었겠지. 부겔로랑 허모게네까지도 말이야. 완전 실망이지. 근데 오네시보로와 그 가족에게는 하나님이 복 주시길 바란다! 그 집에서 내가 몇 번이나 새 힘을 얻었는지 몰라. 그리고 내가 감옥에 있는 걸 그는 하나도 부끄러워하지 않았어. 로마에 도착하자마자 제일 먼저 한 일이 나를 찾아오는 거였거든. 그가 나에게 해준 만큼, 마지막 날에 하나님도 그를 잘 대해주시길 빈다. 그리고 에베소에서 그가 해준 도움들 — 그건 나보다 네가 더 잘 알지.</w:t>
             </w:r>
           </w:p>
         </w:tc>

--- a/gdocs_build/2Timothy.docx
+++ b/gdocs_build/2Timothy.docx
@@ -1614,7 +1614,7 @@
               <w:rPr>
                 <w:sz w:val="18"/>
               </w:rPr>
-              <w:t>너는 나에게 좋은 제자였어. 내 가르침, 내 삶의 방식, 방향, 믿음, 꾸준함, 사랑, 인내, 고난과 고통까지 함께한 거지. 안디옥, 이고니온, 루스드라에서 내가 겪어야 했던 모든 고통을 나와 함께 겪었잖아. 하나님이 나를 구해주셨다는 것도 너는 잘 알고 있고! 그리스도를 위해 올인하며 살려는 사람은 누구나 고생을 각오해야 해. 피할 길이 없어. 양심 없는 사기꾼들은 계속 믿음을 이용해 먹을 거야. 그들은 속이는 사람들만큼이나 속고 있는 거지. 그들이 활개 치는 한, 상황은 점점 더 나빠질 수밖에 없어.</w:t>
+              <w:t>너는 나에게 좋은 제자였어. 내 가르침, 내 삶의 방식, 방향, 믿음, 꾸준함, 사랑, 인내, 고난과 고통까지 함께한 거지. 안디옥, 이고니온, 루스드라에서 내가 겪어야 했던 모든 고통을 나와 함께 겪었잖아. 하나님이 나를 구해주셨다는 것도 너는 잘 알고 있고! 그리스도를 위해 모든 걸 걸고 살려는 사람은 누구나 고생을 각오해야 해. 피할 길이 없어. 양심 없는 사기꾼들은 계속 믿음을 이용해 먹을 거야. 그들은 속이는 사람들만큼이나 속고 있는 거지. 그들이 활개 치는 한, 상황은 점점 더 나빠질 수밖에 없어.</w:t>
             </w:r>
           </w:p>
         </w:tc>

--- a/gdocs_build/2Timothy.docx
+++ b/gdocs_build/2Timothy.docx
@@ -175,15 +175,6 @@
             <w:r>
               <w:rPr>
                 <w:b/>
-                <w:sz w:val="16"/>
-              </w:rPr>
-              <w:t>3-4</w:t>
-            </w:r>
-          </w:p>
-          <w:p>
-            <w:r>
-              <w:rPr>
-                <w:b/>
                 <w:sz w:val="18"/>
               </w:rPr>
               <w:t>Be Bold with God's Gifts</w:t>
@@ -196,15 +187,6 @@
           </w:tcPr>
           <w:p>
             <w:r/>
-            <w:r>
-              <w:rPr>
-                <w:b/>
-                <w:sz w:val="16"/>
-              </w:rPr>
-              <w:t>3-4</w:t>
-            </w:r>
-          </w:p>
-          <w:p>
             <w:r>
               <w:rPr>
                 <w:b/>
@@ -731,15 +713,6 @@
             <w:r>
               <w:rPr>
                 <w:b/>
-                <w:sz w:val="16"/>
-              </w:rPr>
-              <w:t>1-7</w:t>
-            </w:r>
-          </w:p>
-          <w:p>
-            <w:r>
-              <w:rPr>
-                <w:b/>
                 <w:sz w:val="18"/>
               </w:rPr>
               <w:t>Doing Your Best for God</w:t>
@@ -752,15 +725,6 @@
           </w:tcPr>
           <w:p>
             <w:r/>
-            <w:r>
-              <w:rPr>
-                <w:b/>
-                <w:sz w:val="16"/>
-              </w:rPr>
-              <w:t>1-7</w:t>
-            </w:r>
-          </w:p>
-          <w:p>
             <w:r>
               <w:rPr>
                 <w:b/>
@@ -1303,15 +1267,6 @@
             <w:r>
               <w:rPr>
                 <w:b/>
-                <w:sz w:val="16"/>
-              </w:rPr>
-              <w:t>1-5</w:t>
-            </w:r>
-          </w:p>
-          <w:p>
-            <w:r>
-              <w:rPr>
-                <w:b/>
                 <w:sz w:val="18"/>
               </w:rPr>
               <w:t>Difficult Times Ahead</w:t>
@@ -1324,15 +1279,6 @@
           </w:tcPr>
           <w:p>
             <w:r/>
-            <w:r>
-              <w:rPr>
-                <w:b/>
-                <w:sz w:val="16"/>
-              </w:rPr>
-              <w:t>1-5</w:t>
-            </w:r>
-          </w:p>
-          <w:p>
             <w:r>
               <w:rPr>
                 <w:b/>
@@ -1508,15 +1454,6 @@
             <w:r>
               <w:rPr>
                 <w:b/>
-                <w:sz w:val="16"/>
-              </w:rPr>
-              <w:t>10-13</w:t>
-            </w:r>
-          </w:p>
-          <w:p>
-            <w:r>
-              <w:rPr>
-                <w:b/>
                 <w:sz w:val="18"/>
               </w:rPr>
               <w:t>Keep the Message Alive</w:t>
@@ -1529,15 +1466,6 @@
           </w:tcPr>
           <w:p>
             <w:r/>
-            <w:r>
-              <w:rPr>
-                <w:b/>
-                <w:sz w:val="16"/>
-              </w:rPr>
-              <w:t>10-13</w:t>
-            </w:r>
-          </w:p>
-          <w:p>
             <w:r>
               <w:rPr>
                 <w:b/>
